--- a/klagomål/A 26992-2024 FSC-klagomål.docx
+++ b/klagomål/A 26992-2024 FSC-klagomål.docx
@@ -905,7 +905,7 @@
     <w:r>
       <w:tab/>
       <w:tab/>
-      <w:t>2026-09-14</w:t>
+      <w:t>2026-09-15</w:t>
       <w:br/>
       <w:br/>
     </w:r>

--- a/klagomål/A 26992-2024 FSC-klagomål.docx
+++ b/klagomål/A 26992-2024 FSC-klagomål.docx
@@ -905,7 +905,7 @@
     <w:r>
       <w:tab/>
       <w:tab/>
-      <w:t>2026-09-15</w:t>
+      <w:t>2026-09-16</w:t>
       <w:br/>
       <w:br/>
     </w:r>

--- a/klagomål/A 26992-2024 FSC-klagomål.docx
+++ b/klagomål/A 26992-2024 FSC-klagomål.docx
@@ -905,7 +905,7 @@
     <w:r>
       <w:tab/>
       <w:tab/>
-      <w:t>2026-09-16</w:t>
+      <w:t>2026-09-17</w:t>
       <w:br/>
       <w:br/>
     </w:r>

--- a/klagomål/A 26992-2024 FSC-klagomål.docx
+++ b/klagomål/A 26992-2024 FSC-klagomål.docx
@@ -905,7 +905,7 @@
     <w:r>
       <w:tab/>
       <w:tab/>
-      <w:t>2026-09-17</w:t>
+      <w:t>2026-09-18</w:t>
       <w:br/>
       <w:br/>
     </w:r>

--- a/klagomål/A 26992-2024 FSC-klagomål.docx
+++ b/klagomål/A 26992-2024 FSC-klagomål.docx
@@ -905,7 +905,7 @@
     <w:r>
       <w:tab/>
       <w:tab/>
-      <w:t>2026-09-18</w:t>
+      <w:t>2026-09-19</w:t>
       <w:br/>
       <w:br/>
     </w:r>

--- a/klagomål/A 26992-2024 FSC-klagomål.docx
+++ b/klagomål/A 26992-2024 FSC-klagomål.docx
@@ -905,7 +905,7 @@
     <w:r>
       <w:tab/>
       <w:tab/>
-      <w:t>2026-09-19</w:t>
+      <w:t>2026-09-21</w:t>
       <w:br/>
       <w:br/>
     </w:r>

--- a/klagomål/A 26992-2024 FSC-klagomål.docx
+++ b/klagomål/A 26992-2024 FSC-klagomål.docx
@@ -905,7 +905,7 @@
     <w:r>
       <w:tab/>
       <w:tab/>
-      <w:t>2026-09-21</w:t>
+      <w:t>2026-09-23</w:t>
       <w:br/>
       <w:br/>
     </w:r>

--- a/klagomål/A 26992-2024 FSC-klagomål.docx
+++ b/klagomål/A 26992-2024 FSC-klagomål.docx
@@ -905,7 +905,7 @@
     <w:r>
       <w:tab/>
       <w:tab/>
-      <w:t>2026-09-23</w:t>
+      <w:t>2026-09-24</w:t>
       <w:br/>
       <w:br/>
     </w:r>

--- a/klagomål/A 26992-2024 FSC-klagomål.docx
+++ b/klagomål/A 26992-2024 FSC-klagomål.docx
@@ -905,7 +905,7 @@
     <w:r>
       <w:tab/>
       <w:tab/>
-      <w:t>2026-09-24</w:t>
+      <w:t>2026-09-25</w:t>
       <w:br/>
       <w:br/>
     </w:r>

--- a/klagomål/A 26992-2024 FSC-klagomål.docx
+++ b/klagomål/A 26992-2024 FSC-klagomål.docx
@@ -905,7 +905,7 @@
     <w:r>
       <w:tab/>
       <w:tab/>
-      <w:t>2026-09-25</w:t>
+      <w:t>2026-09-26</w:t>
       <w:br/>
       <w:br/>
     </w:r>

--- a/klagomål/A 26992-2024 FSC-klagomål.docx
+++ b/klagomål/A 26992-2024 FSC-klagomål.docx
@@ -905,7 +905,7 @@
     <w:r>
       <w:tab/>
       <w:tab/>
-      <w:t>2026-09-26</w:t>
+      <w:t>2026-09-27</w:t>
       <w:br/>
       <w:br/>
     </w:r>

--- a/klagomål/A 26992-2024 FSC-klagomål.docx
+++ b/klagomål/A 26992-2024 FSC-klagomål.docx
@@ -905,7 +905,7 @@
     <w:r>
       <w:tab/>
       <w:tab/>
-      <w:t>2026-09-27</w:t>
+      <w:t>2026-09-28</w:t>
       <w:br/>
       <w:br/>
     </w:r>

--- a/klagomål/A 26992-2024 FSC-klagomål.docx
+++ b/klagomål/A 26992-2024 FSC-klagomål.docx
@@ -905,7 +905,7 @@
     <w:r>
       <w:tab/>
       <w:tab/>
-      <w:t>2026-09-28</w:t>
+      <w:t>2026-09-29</w:t>
       <w:br/>
       <w:br/>
     </w:r>

--- a/klagomål/A 26992-2024 FSC-klagomål.docx
+++ b/klagomål/A 26992-2024 FSC-klagomål.docx
@@ -905,7 +905,7 @@
     <w:r>
       <w:tab/>
       <w:tab/>
-      <w:t>2026-09-29</w:t>
+      <w:t>2026-09-30</w:t>
       <w:br/>
       <w:br/>
     </w:r>

--- a/klagomål/A 26992-2024 FSC-klagomål.docx
+++ b/klagomål/A 26992-2024 FSC-klagomål.docx
@@ -905,7 +905,7 @@
     <w:r>
       <w:tab/>
       <w:tab/>
-      <w:t>2026-09-30</w:t>
+      <w:t>2026-10-01</w:t>
       <w:br/>
       <w:br/>
     </w:r>

--- a/klagomål/A 26992-2024 FSC-klagomål.docx
+++ b/klagomål/A 26992-2024 FSC-klagomål.docx
@@ -905,7 +905,7 @@
     <w:r>
       <w:tab/>
       <w:tab/>
-      <w:t>2026-10-01</w:t>
+      <w:t>2026-10-02</w:t>
       <w:br/>
       <w:br/>
     </w:r>

--- a/klagomål/A 26992-2024 FSC-klagomål.docx
+++ b/klagomål/A 26992-2024 FSC-klagomål.docx
@@ -905,7 +905,7 @@
     <w:r>
       <w:tab/>
       <w:tab/>
-      <w:t>2026-10-02</w:t>
+      <w:t>2026-10-03</w:t>
       <w:br/>
       <w:br/>
     </w:r>

--- a/klagomål/A 26992-2024 FSC-klagomål.docx
+++ b/klagomål/A 26992-2024 FSC-klagomål.docx
@@ -178,7 +178,7 @@
       <w:r>
         <w:drawing>
           <wp:inline xmlns:a="http://schemas.openxmlformats.org/drawingml/2006/main" xmlns:pic="http://schemas.openxmlformats.org/drawingml/2006/picture">
-            <wp:extent cx="5486400" cy="4581427"/>
+            <wp:extent cx="5486400" cy="4826524"/>
             <wp:docPr id="1" name="Picture 1"/>
             <wp:cNvGraphicFramePr>
               <a:graphicFrameLocks noChangeAspect="1"/>
@@ -199,7 +199,7 @@
                   <pic:spPr>
                     <a:xfrm>
                       <a:off x="0" y="0"/>
-                      <a:ext cx="5486400" cy="4581427"/>
+                      <a:ext cx="5486400" cy="4826524"/>
                     </a:xfrm>
                     <a:prstGeom prst="rect"/>
                   </pic:spPr>
@@ -221,7 +221,7 @@
     </w:p>
     <w:p>
       <w:r>
-        <w:t>I avverkningsanmälan finns fynd av 2 naturvårdsarter, varav 2 är rödlistade, 2 är fridlysta och 1 är typisk (T): mindre hackspett (NT, T, §4) och talltita (NT, §4). Se Figur 1.</w:t>
+        <w:t>I avverkningsanmälan finns fynd av 4 naturvårdsarter, varav 2 är rödlistade, 4 är fridlysta och 3 är typiska (T): mindre hackspett (NT, T, §4), talltita (NT, §4), spillkråka (T, §4) och tofsmes (T, §4). Se Figur 1.</w:t>
       </w:r>
     </w:p>
     <w:p>
@@ -279,6 +279,55 @@
       </w:r>
     </w:p>
     <w:p>
+      <w:r>
+        <w:rPr>
+          <w:b/>
+        </w:rPr>
+        <w:t>Spillkråka (§4)</w:t>
+      </w:r>
+      <w:r>
+        <w:t xml:space="preserve"> omfattas av bilaga 1 i EU:s fågeldirektiv och är typisk art för </w:t>
+      </w:r>
+      <w:r>
+        <w:rPr>
+          <w:i/>
+        </w:rPr>
+        <w:t xml:space="preserve">9010 Taiga </w:t>
+      </w:r>
+      <w:r>
+        <w:t>och</w:t>
+      </w:r>
+      <w:r>
+        <w:rPr>
+          <w:i/>
+        </w:rPr>
+        <w:t xml:space="preserve"> 9740 Skogsbevuxen myr</w:t>
+      </w:r>
+      <w:r>
+        <w:t>. Den behöver grova träd, främst tall, asp och bok som boträd. Skogsbruk med korta omloppstider och täta, homogena ungskogar utgör det största hotet. Spillkråka är en nyckelart i skogliga miljöer vars övergivna bohål utnyttjas av flera andra hålhäckande fågelarter och fladdermöss, däribland pärluggla (EN, §4), knipa (§4), salskrake (§4) och skogsduva (§4). Hökuggla (VU, §4) och slaguggla (§4) häckar ofta i högstubbar som brutits av i höjd med ett gammalt spillkråkebo (SLU Artdatabanken, 2026; Skogsstyrelsen, 2016).</w:t>
+      </w:r>
+    </w:p>
+    <w:p>
+      <w:r>
+        <w:rPr>
+          <w:b/>
+        </w:rPr>
+        <w:t>Tofsmes (§4)</w:t>
+      </w:r>
+      <w:r>
+        <w:t xml:space="preserve"> häckar i barr- och blandskog, främst i tallskog. Tofsmes är typisk art för </w:t>
+      </w:r>
+      <w:r>
+        <w:rPr>
+          <w:i/>
+        </w:rPr>
+        <w:t xml:space="preserve">9010 Taiga </w:t>
+      </w:r>
+      <w:r>
+        <w:t>(SLU Artdatabanken, 2025).</w:t>
+      </w:r>
+    </w:p>
+    <w:p>
       <w:pPr>
         <w:pStyle w:val="Heading1"/>
       </w:pPr>
@@ -384,7 +433,7 @@
         <w:rPr>
           <w:i/>
         </w:rPr>
-        <w:t>I det avverkningsanmälda skogsområdet har 2 naturvårdsarter varav 2 rödlistade arter sina livsmiljöer och växtplatser.</w:t>
+        <w:t>I det avverkningsanmälda skogsområdet har 4 naturvårdsarter varav 2 rödlistade arter sina livsmiljöer och växtplatser.</w:t>
       </w:r>
     </w:p>
     <w:p>
@@ -775,6 +824,78 @@
       </w:r>
       <w:r>
         <w:t>SLU Artdatabanken, Uppsala</w:t>
+      </w:r>
+    </w:p>
+    <w:p>
+      <w:pPr>
+        <w:pStyle w:val="Heading1"/>
+      </w:pPr>
+      <w:r>
+        <w:t>Spillkråka – ekologi samt krav på livsmiljön</w:t>
+      </w:r>
+    </w:p>
+    <w:p>
+      <w:r>
+        <w:t xml:space="preserve">Spillkråka (§4) ingår i bilaga 1 EU:s fågeldirektiv och är typisk art för </w:t>
+      </w:r>
+      <w:r>
+        <w:rPr>
+          <w:i/>
+        </w:rPr>
+        <w:t xml:space="preserve">9010 Taiga </w:t>
+      </w:r>
+      <w:r>
+        <w:t>och</w:t>
+      </w:r>
+      <w:r>
+        <w:rPr>
+          <w:i/>
+        </w:rPr>
+        <w:t xml:space="preserve"> 9740 Skogsbevuxen myr</w:t>
+      </w:r>
+      <w:r>
+        <w:t>. Den lever i både barr- och blandskog liksom i ren lövskog. De tätaste populationerna tenderar att finnas i äldre, variationsrik blandskog med gott om död ved och gamla träd. Varje par utnyttjar 400–1000 hektar skog beroende på skogens kvalitet. Skogsbruk med korta omloppstider och täta, homogena ungskogar utgör det största hotet (SLU Artdatabanken, 2026).</w:t>
+      </w:r>
+    </w:p>
+    <w:p>
+      <w:r>
+        <w:t>Spillkråka är en nyckelart i skogliga miljöer vars övergivna bohål utnyttjas av flera andra hålhäckande fågelarter och fladdermöss, däribland pärluggla (EN, §4), knipa (§4), salskrake (§4) och skogsduva (§4). Hökuggla (VU, §4) och slaguggla (§4) häckar ofta i högstubbar som brutits av i höjd med ett gammalt spillkråkebo (Skogsstyrelsen, 2016).</w:t>
+      </w:r>
+    </w:p>
+    <w:p>
+      <w:pPr>
+        <w:pStyle w:val="Heading2"/>
+      </w:pPr>
+      <w:r>
+        <w:t>Referenser – spillkråka</w:t>
+      </w:r>
+    </w:p>
+    <w:p>
+      <w:r>
+        <w:t xml:space="preserve">Skogsstyrelsen, 2016. </w:t>
+      </w:r>
+      <w:r>
+        <w:rPr>
+          <w:i/>
+        </w:rPr>
+        <w:t xml:space="preserve">Vägledning för hänsyn till spillkråka. </w:t>
+      </w:r>
+      <w:r>
+        <w:t>Vägledningar och kunskapsstöd artskydd – Skogsstyrelsen.</w:t>
+      </w:r>
+    </w:p>
+    <w:p>
+      <w:r>
+        <w:t xml:space="preserve">SLU Artdatabanken, 2026. </w:t>
+      </w:r>
+      <w:r>
+        <w:rPr>
+          <w:i/>
+        </w:rPr>
+        <w:t xml:space="preserve">Artfaktablad. Naturvård – artfakta. </w:t>
+      </w:r>
+      <w:r>
+        <w:t>SLU Artdatabanken, Uppsala.</w:t>
       </w:r>
     </w:p>
     <w:sectPr>
@@ -905,7 +1026,7 @@
     <w:r>
       <w:tab/>
       <w:tab/>
-      <w:t>2026-10-03</w:t>
+      <w:t>2026-10-04</w:t>
       <w:br/>
       <w:br/>
     </w:r>

--- a/klagomål/A 26992-2024 FSC-klagomål.docx
+++ b/klagomål/A 26992-2024 FSC-klagomål.docx
@@ -1026,7 +1026,7 @@
     <w:r>
       <w:tab/>
       <w:tab/>
-      <w:t>2026-10-04</w:t>
+      <w:t>2026-10-05</w:t>
       <w:br/>
       <w:br/>
     </w:r>

--- a/klagomål/A 26992-2024 FSC-klagomål.docx
+++ b/klagomål/A 26992-2024 FSC-klagomål.docx
@@ -216,12 +216,12 @@
         <w:spacing w:after="240"/>
       </w:pPr>
       <w:r>
-        <w:t>Figur 1. Fyndplatser för naturvårdsarter i avverkningsanmälan. Markörer utan svart kant är placerade på fyndplatsen. Markörer med svart kant är placerade vid sidan av fyndplatsen och har ett svart streck som visar fyndplatsens exakta position. Kartans mittpunktskoordinat är N 6398133, E 579653 i SWEREF 99 TM.</w:t>
+        <w:t>Figur 1. Fyndplatser för naturvårdsarter i och inom 17 meter från avverkningsanmälan. Markörer utan svart kant är placerade på fyndplatsen. Markörer med svart kant är placerade vid sidan av fyndplatsen och har ett svart streck som visar fyndplatsens exakta position. Kartans mittpunktskoordinat är N 6398133, E 579653 i SWEREF 99 TM.</w:t>
       </w:r>
     </w:p>
     <w:p>
       <w:r>
-        <w:t>I avverkningsanmälan finns fynd av 4 naturvårdsarter, varav 2 är rödlistade, 4 är fridlysta och 3 är typiska (T): mindre hackspett (NT, T, §4), talltita (NT, §4), spillkråka (T, §4) och tofsmes (T, §4). Se Figur 1.</w:t>
+        <w:t>I och inom 17 meter från avverkningsanmälan finns fynd av 8 naturvårdsarter, varav 3 är rödlistade, 6 är fridlysta och 7 är typiska (T): kandelabersvamp (NT, T), mindre hackspett (NT, T, §4), talltita (NT, §4), bergfink (T, §4), spillkråka (T, §4), stjärtmes (T, §4), timmerticka (T) och tofsmes (T, §4). Se Figur 1.</w:t>
       </w:r>
     </w:p>
     <w:p>
@@ -252,6 +252,26 @@
         <w:rPr>
           <w:b/>
         </w:rPr>
+        <w:t>Kandelabersvamp (NT)</w:t>
+      </w:r>
+      <w:r>
+        <w:t xml:space="preserve"> är en mycket bra signalart på skyddsvärda skogsbestånd i hela sitt utbredningsområde. Svampen indikerar sena aspsuccessioner inom områden med konstant hög luftfuktighet. Kandelabersvamp är typisk art för </w:t>
+      </w:r>
+      <w:r>
+        <w:rPr>
+          <w:i/>
+        </w:rPr>
+        <w:t xml:space="preserve">9010 Taiga </w:t>
+      </w:r>
+      <w:r>
+        <w:t>(Nitare &amp; Skogsstyrelsen, 2019; SLU Artdatabanken, 2025).</w:t>
+      </w:r>
+    </w:p>
+    <w:p>
+      <w:r>
+        <w:rPr>
+          <w:b/>
+        </w:rPr>
         <w:t>Mindre hackspett (NT, §4)</w:t>
       </w:r>
       <w:r>
@@ -283,6 +303,26 @@
         <w:rPr>
           <w:b/>
         </w:rPr>
+        <w:t>Bergfink (§4)</w:t>
+      </w:r>
+      <w:r>
+        <w:t xml:space="preserve"> häckar i barr- och blandskog samt i fjällbjörkskog. Den förekommer i Norrland, västra Dalarna och norra Värmland samt sparsamt till sällsynt vidare söderut till mellersta Värmland, norra Västmanland och södra Gästrikland. Bergfink är typisk art för </w:t>
+      </w:r>
+      <w:r>
+        <w:rPr>
+          <w:i/>
+        </w:rPr>
+        <w:t>9040 Fjällbjörkskog</w:t>
+      </w:r>
+      <w:r>
+        <w:t xml:space="preserve"> (SLU Artdatabanken, 2025).</w:t>
+      </w:r>
+    </w:p>
+    <w:p>
+      <w:r>
+        <w:rPr>
+          <w:b/>
+        </w:rPr>
         <w:t>Spillkråka (§4)</w:t>
       </w:r>
       <w:r>
@@ -305,6 +345,64 @@
       </w:r>
       <w:r>
         <w:t>. Den behöver grova träd, främst tall, asp och bok som boträd. Skogsbruk med korta omloppstider och täta, homogena ungskogar utgör det största hotet. Spillkråka är en nyckelart i skogliga miljöer vars övergivna bohål utnyttjas av flera andra hålhäckande fågelarter och fladdermöss, däribland pärluggla (EN, §4), knipa (§4), salskrake (§4) och skogsduva (§4). Hökuggla (VU, §4) och slaguggla (§4) häckar ofta i högstubbar som brutits av i höjd med ett gammalt spillkråkebo (SLU Artdatabanken, 2026; Skogsstyrelsen, 2016).</w:t>
+      </w:r>
+    </w:p>
+    <w:p>
+      <w:r>
+        <w:rPr>
+          <w:b/>
+        </w:rPr>
+        <w:t>Stjärtmes (§4)</w:t>
+      </w:r>
+      <w:r>
+        <w:t xml:space="preserve"> häckar i löv- och blandskog. Studier har visat att den behöver ca 15 % medelålders till äldre lövrika bestånd (&gt;50 % löv), om avståndet mellan bestånden är 500 m. Stjärtmes är fridlyst enligt 4§ artskyddsförordningen och typisk art för </w:t>
+      </w:r>
+      <w:r>
+        <w:rPr>
+          <w:i/>
+        </w:rPr>
+        <w:t>9010 Taiga, 9030 Landhöjningsskog, 9080 Lövsumpskog</w:t>
+      </w:r>
+      <w:r>
+        <w:t xml:space="preserve"> och</w:t>
+      </w:r>
+      <w:r>
+        <w:rPr>
+          <w:i/>
+        </w:rPr>
+        <w:t xml:space="preserve"> 9750 Svämlövskog </w:t>
+      </w:r>
+      <w:r>
+        <w:t>(Jansson, 1999; Skogsstyrelsen, 2014; SLU Artdatabanken, 2025).</w:t>
+      </w:r>
+    </w:p>
+    <w:p>
+      <w:r>
+        <w:rPr>
+          <w:b/>
+        </w:rPr>
+        <w:t>Timmerticka</w:t>
+      </w:r>
+      <w:r>
+        <w:t xml:space="preserve"> är typisk art för </w:t>
+      </w:r>
+      <w:r>
+        <w:rPr>
+          <w:i/>
+        </w:rPr>
+        <w:t>9060 Åsbarrskog</w:t>
+      </w:r>
+      <w:r>
+        <w:t>. Bland annat åtgärdsprogramsarten skrovlig flatbagge (NT) samt timmertickgnagare kan påträffas på eller i nära anslutning till fruktkroppar av timmerticka</w:t>
+      </w:r>
+      <w:r>
+        <w:rPr>
+          <w:i/>
+        </w:rPr>
+        <w:t xml:space="preserve"> </w:t>
+      </w:r>
+      <w:r>
+        <w:t>(SLU Artdatabanken, 2026).</w:t>
       </w:r>
     </w:p>
     <w:p>
@@ -433,7 +531,7 @@
         <w:rPr>
           <w:i/>
         </w:rPr>
-        <w:t>I det avverkningsanmälda skogsområdet har 4 naturvårdsarter varav 2 rödlistade arter sina livsmiljöer och växtplatser.</w:t>
+        <w:t>I det avverkningsanmälda skogsområdet har 8 naturvårdsarter varav 3 rödlistade arter sina livsmiljöer och växtplatser.</w:t>
       </w:r>
     </w:p>
     <w:p>
@@ -1026,7 +1124,7 @@
     <w:r>
       <w:tab/>
       <w:tab/>
-      <w:t>2026-10-05</w:t>
+      <w:t>2026-10-06</w:t>
       <w:br/>
       <w:br/>
     </w:r>

--- a/klagomål/A 26992-2024 FSC-klagomål.docx
+++ b/klagomål/A 26992-2024 FSC-klagomål.docx
@@ -1124,7 +1124,7 @@
     <w:r>
       <w:tab/>
       <w:tab/>
-      <w:t>2026-10-06</w:t>
+      <w:t>2026-10-07</w:t>
       <w:br/>
       <w:br/>
     </w:r>

--- a/klagomål/A 26992-2024 FSC-klagomål.docx
+++ b/klagomål/A 26992-2024 FSC-klagomål.docx
@@ -1124,7 +1124,7 @@
     <w:r>
       <w:tab/>
       <w:tab/>
-      <w:t>2026-10-07</w:t>
+      <w:t>2026-10-08</w:t>
       <w:br/>
       <w:br/>
     </w:r>

--- a/klagomål/A 26992-2024 FSC-klagomål.docx
+++ b/klagomål/A 26992-2024 FSC-klagomål.docx
@@ -1124,7 +1124,7 @@
     <w:r>
       <w:tab/>
       <w:tab/>
-      <w:t>2026-10-08</w:t>
+      <w:t>2026-10-09</w:t>
       <w:br/>
       <w:br/>
     </w:r>

--- a/klagomål/A 26992-2024 FSC-klagomål.docx
+++ b/klagomål/A 26992-2024 FSC-klagomål.docx
@@ -1124,7 +1124,7 @@
     <w:r>
       <w:tab/>
       <w:tab/>
-      <w:t>2026-10-09</w:t>
+      <w:t>2026-10-10</w:t>
       <w:br/>
       <w:br/>
     </w:r>

--- a/klagomål/A 26992-2024 FSC-klagomål.docx
+++ b/klagomål/A 26992-2024 FSC-klagomål.docx
@@ -1124,7 +1124,7 @@
     <w:r>
       <w:tab/>
       <w:tab/>
-      <w:t>2026-10-10</w:t>
+      <w:t>2026-10-11</w:t>
       <w:br/>
       <w:br/>
     </w:r>

--- a/klagomål/A 26992-2024 FSC-klagomål.docx
+++ b/klagomål/A 26992-2024 FSC-klagomål.docx
@@ -1124,7 +1124,7 @@
     <w:r>
       <w:tab/>
       <w:tab/>
-      <w:t>2026-10-11</w:t>
+      <w:t>2026-10-12</w:t>
       <w:br/>
       <w:br/>
     </w:r>

--- a/klagomål/A 26992-2024 FSC-klagomål.docx
+++ b/klagomål/A 26992-2024 FSC-klagomål.docx
@@ -1124,7 +1124,7 @@
     <w:r>
       <w:tab/>
       <w:tab/>
-      <w:t>2026-10-12</w:t>
+      <w:t>2026-10-13</w:t>
       <w:br/>
       <w:br/>
     </w:r>

--- a/klagomål/A 26992-2024 FSC-klagomål.docx
+++ b/klagomål/A 26992-2024 FSC-klagomål.docx
@@ -1124,7 +1124,7 @@
     <w:r>
       <w:tab/>
       <w:tab/>
-      <w:t>2026-10-13</w:t>
+      <w:t>2026-10-14</w:t>
       <w:br/>
       <w:br/>
     </w:r>

--- a/klagomål/A 26992-2024 FSC-klagomål.docx
+++ b/klagomål/A 26992-2024 FSC-klagomål.docx
@@ -1124,7 +1124,7 @@
     <w:r>
       <w:tab/>
       <w:tab/>
-      <w:t>2026-10-14</w:t>
+      <w:t>2026-10-15</w:t>
       <w:br/>
       <w:br/>
     </w:r>

--- a/klagomål/A 26992-2024 FSC-klagomål.docx
+++ b/klagomål/A 26992-2024 FSC-klagomål.docx
@@ -1124,7 +1124,7 @@
     <w:r>
       <w:tab/>
       <w:tab/>
-      <w:t>2026-10-15</w:t>
+      <w:t>2026-10-16</w:t>
       <w:br/>
       <w:br/>
     </w:r>

--- a/klagomål/A 26992-2024 FSC-klagomål.docx
+++ b/klagomål/A 26992-2024 FSC-klagomål.docx
@@ -1124,7 +1124,7 @@
     <w:r>
       <w:tab/>
       <w:tab/>
-      <w:t>2026-10-16</w:t>
+      <w:t>2026-10-17</w:t>
       <w:br/>
       <w:br/>
     </w:r>

--- a/klagomål/A 26992-2024 FSC-klagomål.docx
+++ b/klagomål/A 26992-2024 FSC-klagomål.docx
@@ -1124,7 +1124,7 @@
     <w:r>
       <w:tab/>
       <w:tab/>
-      <w:t>2026-10-17</w:t>
+      <w:t>2026-10-18</w:t>
       <w:br/>
       <w:br/>
     </w:r>

--- a/klagomål/A 26992-2024 FSC-klagomål.docx
+++ b/klagomål/A 26992-2024 FSC-klagomål.docx
@@ -1124,7 +1124,7 @@
     <w:r>
       <w:tab/>
       <w:tab/>
-      <w:t>2026-10-18</w:t>
+      <w:t>2026-10-19</w:t>
       <w:br/>
       <w:br/>
     </w:r>

--- a/klagomål/A 26992-2024 FSC-klagomål.docx
+++ b/klagomål/A 26992-2024 FSC-klagomål.docx
@@ -1124,7 +1124,7 @@
     <w:r>
       <w:tab/>
       <w:tab/>
-      <w:t>2026-10-19</w:t>
+      <w:t>2026-10-20</w:t>
       <w:br/>
       <w:br/>
     </w:r>

--- a/klagomål/A 26992-2024 FSC-klagomål.docx
+++ b/klagomål/A 26992-2024 FSC-klagomål.docx
@@ -1124,7 +1124,7 @@
     <w:r>
       <w:tab/>
       <w:tab/>
-      <w:t>2026-10-20</w:t>
+      <w:t>2026-10-21</w:t>
       <w:br/>
       <w:br/>
     </w:r>

--- a/klagomål/A 26992-2024 FSC-klagomål.docx
+++ b/klagomål/A 26992-2024 FSC-klagomål.docx
@@ -1124,7 +1124,7 @@
     <w:r>
       <w:tab/>
       <w:tab/>
-      <w:t>2026-10-21</w:t>
+      <w:t>2026-10-22</w:t>
       <w:br/>
       <w:br/>
     </w:r>

--- a/klagomål/A 26992-2024 FSC-klagomål.docx
+++ b/klagomål/A 26992-2024 FSC-klagomål.docx
@@ -1124,7 +1124,7 @@
     <w:r>
       <w:tab/>
       <w:tab/>
-      <w:t>2026-10-22</w:t>
+      <w:t>2026-10-23</w:t>
       <w:br/>
       <w:br/>
     </w:r>

--- a/klagomål/A 26992-2024 FSC-klagomål.docx
+++ b/klagomål/A 26992-2024 FSC-klagomål.docx
@@ -1124,7 +1124,7 @@
     <w:r>
       <w:tab/>
       <w:tab/>
-      <w:t>2026-10-23</w:t>
+      <w:t>2026-10-24</w:t>
       <w:br/>
       <w:br/>
     </w:r>

--- a/klagomål/A 26992-2024 FSC-klagomål.docx
+++ b/klagomål/A 26992-2024 FSC-klagomål.docx
@@ -1124,7 +1124,7 @@
     <w:r>
       <w:tab/>
       <w:tab/>
-      <w:t>2026-10-24</w:t>
+      <w:t>2026-10-25</w:t>
       <w:br/>
       <w:br/>
     </w:r>

--- a/klagomål/A 26992-2024 FSC-klagomål.docx
+++ b/klagomål/A 26992-2024 FSC-klagomål.docx
@@ -1124,7 +1124,7 @@
     <w:r>
       <w:tab/>
       <w:tab/>
-      <w:t>2026-10-25</w:t>
+      <w:t>2026-10-26</w:t>
       <w:br/>
       <w:br/>
     </w:r>

--- a/klagomål/A 26992-2024 FSC-klagomål.docx
+++ b/klagomål/A 26992-2024 FSC-klagomål.docx
@@ -1124,7 +1124,7 @@
     <w:r>
       <w:tab/>
       <w:tab/>
-      <w:t>2026-10-26</w:t>
+      <w:t>2026-10-27</w:t>
       <w:br/>
       <w:br/>
     </w:r>

--- a/klagomål/A 26992-2024 FSC-klagomål.docx
+++ b/klagomål/A 26992-2024 FSC-klagomål.docx
@@ -1124,7 +1124,7 @@
     <w:r>
       <w:tab/>
       <w:tab/>
-      <w:t>2026-10-27</w:t>
+      <w:t>2026-10-28</w:t>
       <w:br/>
       <w:br/>
     </w:r>

--- a/klagomål/A 26992-2024 FSC-klagomål.docx
+++ b/klagomål/A 26992-2024 FSC-klagomål.docx
@@ -1124,7 +1124,7 @@
     <w:r>
       <w:tab/>
       <w:tab/>
-      <w:t>2026-10-28</w:t>
+      <w:t>2026-10-29</w:t>
       <w:br/>
       <w:br/>
     </w:r>

--- a/klagomål/A 26992-2024 FSC-klagomål.docx
+++ b/klagomål/A 26992-2024 FSC-klagomål.docx
@@ -1124,7 +1124,7 @@
     <w:r>
       <w:tab/>
       <w:tab/>
-      <w:t>2026-10-29</w:t>
+      <w:t>2026-10-31</w:t>
       <w:br/>
       <w:br/>
     </w:r>
